--- a/zht/docx/44.content.docx
+++ b/zht/docx/44.content.docx
@@ -12325,19 +12325,7 @@
         <w:rPr>
           <w:lang w:val="zh_TW" w:bidi="zh_TW"/>
         </w:rPr>
-        <w:t>）。對路加來說，顯示基督教與羅馬官員或機構並不敵對，並且可以像猶太教一樣被羅馬帝國所允許，是很重要的（見</w:t>
-      </w:r>
-      <w:r>
-        <w:rPr>
-          <w:lang w:val="zh_TW" w:bidi="zh_TW"/>
-        </w:rPr>
-        <w:t>使徒行傳簡介</w:t>
-      </w:r>
-      <w:r>
-        <w:rPr>
-          <w:lang w:val="zh_TW" w:bidi="zh_TW"/>
-        </w:rPr>
-        <w:t>，「使徒行傳的目的：政治」）。</w:t>
+        <w:t>）。對路加來說，顯示基督教與羅馬官員或機構並不敵對，並且可以像猶太教一樣被羅馬帝國所允許，是很重要的（見使徒行傳簡介，「使徒行傳的目的：政治」）。</w:t>
       </w:r>
     </w:p>
     <w:p>
@@ -14792,19 +14780,7 @@
         <w:rPr>
           <w:lang w:val="zh_TW" w:bidi="zh_TW"/>
         </w:rPr>
-        <w:t>，</w:t>
-      </w:r>
-      <w:r>
-        <w:rPr>
-          <w:lang w:val="zh_TW" w:bidi="zh_TW"/>
-        </w:rPr>
-        <w:t>雅各書簡介</w:t>
-      </w:r>
-      <w:r>
-        <w:rPr>
-          <w:lang w:val="zh_TW" w:bidi="zh_TW"/>
-        </w:rPr>
-        <w:t>，「寫作日期」）。</w:t>
+        <w:t>，雅各書簡介，「寫作日期」）。</w:t>
       </w:r>
       <w:r>
         <w:rPr>
@@ -18610,19 +18586,7 @@
         <w:rPr>
           <w:lang w:val="zh_TW" w:bidi="zh_TW"/>
         </w:rPr>
-        <w:t>）。保羅的加拉太書可能是寫給分散在呂高尼各教會的信徒（見</w:t>
-      </w:r>
-      <w:r>
-        <w:rPr>
-          <w:lang w:val="zh_TW" w:bidi="zh_TW"/>
-        </w:rPr>
-        <w:t>加拉太書簡介</w:t>
-      </w:r>
-      <w:r>
-        <w:rPr>
-          <w:lang w:val="zh_TW" w:bidi="zh_TW"/>
-        </w:rPr>
-        <w:t>，「收信人」）。</w:t>
+        <w:t>）。保羅的加拉太書可能是寫給分散在呂高尼各教會的信徒（見加拉太書簡介，「收信人」）。</w:t>
       </w:r>
     </w:p>
     <w:p>
@@ -19430,19 +19394,7 @@
         <w:rPr>
           <w:lang w:val="zh_TW" w:bidi="zh_TW"/>
         </w:rPr>
-        <w:t>這些來自猶太的人是猶太基督徒，他們教導必須行割禮（以及歸信猶太教）才能得救。核心問題是外邦人如何被接納進入基督徒的團契。保羅在這段時間寫信給加拉太人，以反駁在加拉太地區流行的相同教導（見</w:t>
-      </w:r>
-      <w:r>
-        <w:rPr>
-          <w:lang w:val="zh_TW" w:bidi="zh_TW"/>
-        </w:rPr>
-        <w:t>加拉太書簡介</w:t>
-      </w:r>
-      <w:r>
-        <w:rPr>
-          <w:lang w:val="zh_TW" w:bidi="zh_TW"/>
-        </w:rPr>
-        <w:t>，「寫作日期」）。</w:t>
+        <w:t>這些來自猶太的人是猶太基督徒，他們教導必須行割禮（以及歸信猶太教）才能得救。核心問題是外邦人如何被接納進入基督徒的團契。保羅在這段時間寫信給加拉太人，以反駁在加拉太地區流行的相同教導（見加拉太書簡介，「寫作日期」）。</w:t>
       </w:r>
       <w:r>
         <w:rPr>
@@ -24455,19 +24407,7 @@
         <w:rPr>
           <w:lang w:val="zh_TW" w:bidi="zh_TW"/>
         </w:rPr>
-        <w:t>那是一個著名的城邦和主要的商業之城。哥林多因其賣淫、不道德和酗酒而臭名昭著（見</w:t>
-      </w:r>
-      <w:r>
-        <w:rPr>
-          <w:lang w:val="zh_TW" w:bidi="zh_TW"/>
-        </w:rPr>
-        <w:t>哥林多前書簡介</w:t>
-      </w:r>
-      <w:r>
-        <w:rPr>
-          <w:lang w:val="zh_TW" w:bidi="zh_TW"/>
-        </w:rPr>
-        <w:t>，「背景」）。保羅投入了大量時間和精力在哥林多建立基督教群體（見</w:t>
+        <w:t>那是一個著名的城邦和主要的商業之城。哥林多因其賣淫、不道德和酗酒而臭名昭著（見哥林多前書簡介，「背景」）。保羅投入了大量時間和精力在哥林多建立基督教群體（見</w:t>
       </w:r>
       <w:r>
         <w:rPr>
@@ -24866,19 +24806,7 @@
         <w:rPr>
           <w:lang w:val="zh_TW" w:bidi="zh_TW"/>
         </w:rPr>
-        <w:t>；</w:t>
-      </w:r>
-      <w:r>
-        <w:rPr>
-          <w:lang w:val="zh_TW" w:bidi="zh_TW"/>
-        </w:rPr>
-        <w:t>帖撒羅尼迦後書簡介</w:t>
-      </w:r>
-      <w:r>
-        <w:rPr>
-          <w:lang w:val="zh_TW" w:bidi="zh_TW"/>
-        </w:rPr>
-        <w:t>，「背景」）。</w:t>
+        <w:t>；帖撒羅尼迦後書簡介，「背景」）。</w:t>
       </w:r>
       <w:r>
         <w:rPr>
@@ -26171,19 +26099,7 @@
         <w:rPr>
           <w:lang w:val="zh_TW" w:bidi="zh_TW"/>
         </w:rPr>
-        <w:t>保羅可能在這段時間寫了哥林多前書（見</w:t>
-      </w:r>
-      <w:r>
-        <w:rPr>
-          <w:lang w:val="zh_TW" w:bidi="zh_TW"/>
-        </w:rPr>
-        <w:t>哥林多前書簡介</w:t>
-      </w:r>
-      <w:r>
-        <w:rPr>
-          <w:lang w:val="zh_TW" w:bidi="zh_TW"/>
-        </w:rPr>
-        <w:t>，「寫作日期和背景」）。</w:t>
+        <w:t>保羅可能在這段時間寫了哥林多前書（見哥林多前書簡介，「寫作日期和背景」）。</w:t>
       </w:r>
       <w:r>
         <w:rPr>
@@ -26708,19 +26624,7 @@
         <w:rPr>
           <w:lang w:val="zh_TW" w:bidi="zh_TW"/>
         </w:rPr>
-        <w:t>心裡定意：毫無疑問，保羅因聽到關於哥林多的情況而感到困擾（見</w:t>
-      </w:r>
-      <w:r>
-        <w:rPr>
-          <w:lang w:val="zh_TW" w:bidi="zh_TW"/>
-        </w:rPr>
-        <w:t>哥林多前書簡介</w:t>
-      </w:r>
-      <w:r>
-        <w:rPr>
-          <w:lang w:val="zh_TW" w:bidi="zh_TW"/>
-        </w:rPr>
-        <w:t>）。他沒有立即親自前往，而是打發提摩太前往</w:t>
+        <w:t>心裡定意：毫無疑問，保羅因聽到關於哥林多的情況而感到困擾（見哥林多前書簡介）。他沒有立即親自前往，而是打發提摩太前往</w:t>
       </w:r>
       <w:r>
         <w:rPr>
@@ -27465,19 +27369,7 @@
         <w:rPr>
           <w:lang w:val="zh_TW" w:bidi="zh_TW"/>
         </w:rPr>
-        <w:t>）。保羅可能在這段時間寫了羅馬書（見</w:t>
-      </w:r>
-      <w:r>
-        <w:rPr>
-          <w:lang w:val="zh_TW" w:bidi="zh_TW"/>
-        </w:rPr>
-        <w:t>羅馬書簡介</w:t>
-      </w:r>
-      <w:r>
-        <w:rPr>
-          <w:lang w:val="zh_TW" w:bidi="zh_TW"/>
-        </w:rPr>
-        <w:t>，「寫作的日期、地點和場合」）。</w:t>
+        <w:t>）。保羅可能在這段時間寫了羅馬書（見羅馬書簡介，「寫作的日期、地點和場合」）。</w:t>
       </w:r>
     </w:p>
     <w:p>
